--- a/DBTUNING/ch25_ASH샘플링추적/ch25_실습문제_추가서술형.docx
+++ b/DBTUNING/ch25_ASH샘플링추적/ch25_실습문제_추가서술형.docx
@@ -7,7 +7,7 @@
         <w:pStyle w:val="Heading1"/>
       </w:pPr>
       <w:r>
-        <w:t>제10장  ASH — 샘플링 데이터로 특정 시점 추적 — 추가 실습문제 (서술형·문제해결형·진단절차형)</w:t>
+        <w:t>제ch25  ASH — 샘플링 데이터로 특정 시점 추적 — 추가 실습문제 (서술형·문제해결형·진단절차형)</w:t>
       </w:r>
     </w:p>
     <w:p>

--- a/DBTUNING/ch25_ASH샘플링추적/ch25_실습문제_추가서술형.docx
+++ b/DBTUNING/ch25_ASH샘플링추적/ch25_실습문제_추가서술형.docx
@@ -7,7 +7,7 @@
         <w:pStyle w:val="Heading1"/>
       </w:pPr>
       <w:r>
-        <w:t>제ch25  ASH — 샘플링 데이터로 특정 시점 추적 — 추가 실습문제 (서술형·문제해결형·진단절차형)</w:t>
+        <w:t>ch25  ASH — 샘플링 데이터로 특정 시점 추적 — 추가 실습문제 (서술형·문제해결형·진단절차형)</w:t>
       </w:r>
     </w:p>
     <w:p>
